--- a/08-submission/CR-10B_复跑说明.docx
+++ b/08-submission/CR-10B_复跑说明.docx
@@ -4,16 +4,530 @@
   <w:body>
     <w:p>
       <w:pPr>
-        <w:pStyle w:val="Title"/>
-        <w:jc w:val="center"/>
+        <w:pStyle w:val="Heading1"/>
       </w:pPr>
       <w:r>
+        <w:rPr>
+          <w:rFonts w:ascii="Microsoft YaHei" w:hAnsi="Microsoft YaHei" w:eastAsia="Microsoft YaHei"/>
+        </w:rPr>
         <w:t>CR-10B 复跑说明</w:t>
       </w:r>
     </w:p>
     <w:p>
+      <w:pPr>
+        <w:pStyle w:val="Heading2"/>
+      </w:pPr>
       <w:r>
-        <w:t>文档状态：占位正式稿。涉及真实公开数据、指标、成本、页码、截图的位置均使用【待数据填充】标记，待数据接入后复核更新。</w:t>
+        <w:rPr>
+          <w:rFonts w:ascii="Microsoft YaHei" w:hAnsi="Microsoft YaHei" w:eastAsia="Microsoft YaHei"/>
+        </w:rPr>
+        <w:t>一、复核方式说明</w:t>
+      </w:r>
+    </w:p>
+    <w:p>
+      <w:r>
+        <w:rPr>
+          <w:rFonts w:ascii="Microsoft YaHei" w:hAnsi="Microsoft YaHei" w:eastAsia="Microsoft YaHei"/>
+        </w:rPr>
+        <w:t>本项目的复跑方式为材料级复核，而非代码一键运行。评审可按以下路径验证：</w:t>
+      </w:r>
+    </w:p>
+    <w:p>
+      <w:pPr>
+        <w:pStyle w:val="ListNumber"/>
+      </w:pPr>
+      <w:r>
+        <w:rPr>
+          <w:rFonts w:ascii="Microsoft YaHei" w:hAnsi="Microsoft YaHei" w:eastAsia="Microsoft YaHei"/>
+        </w:rPr>
+        <w:t>定位原始数据：</w:t>
+      </w:r>
+      <w:r>
+        <w:rPr>
+          <w:rFonts w:ascii="Consolas" w:hAnsi="Consolas" w:eastAsia="Consolas"/>
+          <w:sz w:val="19"/>
+        </w:rPr>
+        <w:t>01-raw-data/</w:t>
+      </w:r>
+      <w:r>
+        <w:rPr>
+          <w:rFonts w:ascii="Microsoft YaHei" w:hAnsi="Microsoft YaHei" w:eastAsia="Microsoft YaHei"/>
+        </w:rPr>
+        <w:t xml:space="preserve"> 下的 CSV 文件。</w:t>
+      </w:r>
+    </w:p>
+    <w:p>
+      <w:pPr>
+        <w:pStyle w:val="ListNumber"/>
+      </w:pPr>
+      <w:r>
+        <w:rPr>
+          <w:rFonts w:ascii="Microsoft YaHei" w:hAnsi="Microsoft YaHei" w:eastAsia="Microsoft YaHei"/>
+        </w:rPr>
+        <w:t>复核指标计算：</w:t>
+      </w:r>
+      <w:r>
+        <w:rPr>
+          <w:rFonts w:ascii="Consolas" w:hAnsi="Consolas" w:eastAsia="Consolas"/>
+          <w:sz w:val="19"/>
+        </w:rPr>
+        <w:t>03-analysis/CR-04A_指标计算结果.xlsx</w:t>
+      </w:r>
+      <w:r>
+        <w:rPr>
+          <w:rFonts w:ascii="Microsoft YaHei" w:hAnsi="Microsoft YaHei" w:eastAsia="Microsoft YaHei"/>
+        </w:rPr>
+        <w:t xml:space="preserve"> 中的公式和数字。</w:t>
+      </w:r>
+    </w:p>
+    <w:p>
+      <w:pPr>
+        <w:pStyle w:val="ListNumber"/>
+      </w:pPr>
+      <w:r>
+        <w:rPr>
+          <w:rFonts w:ascii="Microsoft YaHei" w:hAnsi="Microsoft YaHei" w:eastAsia="Microsoft YaHei"/>
+        </w:rPr>
+        <w:t>验证建议逻辑：</w:t>
+      </w:r>
+      <w:r>
+        <w:rPr>
+          <w:rFonts w:ascii="Consolas" w:hAnsi="Consolas" w:eastAsia="Consolas"/>
+          <w:sz w:val="19"/>
+        </w:rPr>
+        <w:t>04-decision-report/CR-04B_业务决策建议.md</w:t>
+      </w:r>
+      <w:r>
+        <w:rPr>
+          <w:rFonts w:ascii="Microsoft YaHei" w:hAnsi="Microsoft YaHei" w:eastAsia="Microsoft YaHei"/>
+        </w:rPr>
+        <w:t xml:space="preserve"> 中的指标引用。</w:t>
+      </w:r>
+    </w:p>
+    <w:p>
+      <w:pPr>
+        <w:pStyle w:val="ListNumber"/>
+      </w:pPr>
+      <w:r>
+        <w:rPr>
+          <w:rFonts w:ascii="Microsoft YaHei" w:hAnsi="Microsoft YaHei" w:eastAsia="Microsoft YaHei"/>
+        </w:rPr>
+        <w:t>检查输出一致性：</w:t>
+      </w:r>
+      <w:r>
+        <w:rPr>
+          <w:rFonts w:ascii="Consolas" w:hAnsi="Consolas" w:eastAsia="Consolas"/>
+          <w:sz w:val="19"/>
+        </w:rPr>
+        <w:t>05-presentation/</w:t>
+      </w:r>
+      <w:r>
+        <w:rPr>
+          <w:rFonts w:ascii="Microsoft YaHei" w:hAnsi="Microsoft YaHei" w:eastAsia="Microsoft YaHei"/>
+        </w:rPr>
+        <w:t xml:space="preserve"> 和 </w:t>
+      </w:r>
+      <w:r>
+        <w:rPr>
+          <w:rFonts w:ascii="Consolas" w:hAnsi="Consolas" w:eastAsia="Consolas"/>
+          <w:sz w:val="19"/>
+        </w:rPr>
+        <w:t>06-visual-demo/</w:t>
+      </w:r>
+      <w:r>
+        <w:rPr>
+          <w:rFonts w:ascii="Microsoft YaHei" w:hAnsi="Microsoft YaHei" w:eastAsia="Microsoft YaHei"/>
+        </w:rPr>
+        <w:t xml:space="preserve"> 中的数字是否与 </w:t>
+      </w:r>
+      <w:r>
+        <w:rPr>
+          <w:rFonts w:ascii="Consolas" w:hAnsi="Consolas" w:eastAsia="Consolas"/>
+          <w:sz w:val="19"/>
+        </w:rPr>
+        <w:t>CR-04A</w:t>
+      </w:r>
+      <w:r>
+        <w:rPr>
+          <w:rFonts w:ascii="Microsoft YaHei" w:hAnsi="Microsoft YaHei" w:eastAsia="Microsoft YaHei"/>
+        </w:rPr>
+        <w:t xml:space="preserve"> 一致。</w:t>
+      </w:r>
+    </w:p>
+    <w:p>
+      <w:pPr>
+        <w:pStyle w:val="ListNumber"/>
+      </w:pPr>
+      <w:r>
+        <w:rPr>
+          <w:rFonts w:ascii="Microsoft YaHei" w:hAnsi="Microsoft YaHei" w:eastAsia="Microsoft YaHei"/>
+        </w:rPr>
+        <w:t>当前提交包不依赖外部服务或运行时环境，所有材料均可离线审查。</w:t>
+      </w:r>
+    </w:p>
+    <w:p>
+      <w:pPr>
+        <w:pStyle w:val="Heading2"/>
+      </w:pPr>
+      <w:r>
+        <w:rPr>
+          <w:rFonts w:ascii="Microsoft YaHei" w:hAnsi="Microsoft YaHei" w:eastAsia="Microsoft YaHei"/>
+        </w:rPr>
+        <w:t>二、材料级复核路径</w:t>
+      </w:r>
+    </w:p>
+    <w:p>
+      <w:pPr>
+        <w:pStyle w:val="Heading3"/>
+      </w:pPr>
+      <w:r>
+        <w:rPr>
+          <w:rFonts w:ascii="Microsoft YaHei" w:hAnsi="Microsoft YaHei" w:eastAsia="Microsoft YaHei"/>
+        </w:rPr>
+        <w:t>1. 原始数据定位</w:t>
+      </w:r>
+    </w:p>
+    <w:p>
+      <w:pPr>
+        <w:pStyle w:val="ListBullet"/>
+      </w:pPr>
+      <w:r>
+        <w:rPr>
+          <w:rFonts w:ascii="Microsoft YaHei" w:hAnsi="Microsoft YaHei" w:eastAsia="Microsoft YaHei"/>
+        </w:rPr>
+        <w:t>运价指数：</w:t>
+      </w:r>
+      <w:r>
+        <w:rPr>
+          <w:rFonts w:ascii="Consolas" w:hAnsi="Consolas" w:eastAsia="Consolas"/>
+          <w:sz w:val="19"/>
+        </w:rPr>
+        <w:t>01-raw-data/freight-index/</w:t>
+      </w:r>
+      <w:r>
+        <w:rPr>
+          <w:rFonts w:ascii="Microsoft YaHei" w:hAnsi="Microsoft YaHei" w:eastAsia="Microsoft YaHei"/>
+        </w:rPr>
+      </w:r>
+    </w:p>
+    <w:p>
+      <w:pPr>
+        <w:pStyle w:val="ListBullet"/>
+      </w:pPr>
+      <w:r>
+        <w:rPr>
+          <w:rFonts w:ascii="Microsoft YaHei" w:hAnsi="Microsoft YaHei" w:eastAsia="Microsoft YaHei"/>
+        </w:rPr>
+        <w:t>汇率数据：</w:t>
+      </w:r>
+      <w:r>
+        <w:rPr>
+          <w:rFonts w:ascii="Consolas" w:hAnsi="Consolas" w:eastAsia="Consolas"/>
+          <w:sz w:val="19"/>
+        </w:rPr>
+        <w:t>01-raw-data/exchange-rate/</w:t>
+      </w:r>
+      <w:r>
+        <w:rPr>
+          <w:rFonts w:ascii="Microsoft YaHei" w:hAnsi="Microsoft YaHei" w:eastAsia="Microsoft YaHei"/>
+        </w:rPr>
+      </w:r>
+    </w:p>
+    <w:p>
+      <w:pPr>
+        <w:pStyle w:val="ListBullet"/>
+      </w:pPr>
+      <w:r>
+        <w:rPr>
+          <w:rFonts w:ascii="Microsoft YaHei" w:hAnsi="Microsoft YaHei" w:eastAsia="Microsoft YaHei"/>
+        </w:rPr>
+        <w:t>船司公告：</w:t>
+      </w:r>
+      <w:r>
+        <w:rPr>
+          <w:rFonts w:ascii="Consolas" w:hAnsi="Consolas" w:eastAsia="Consolas"/>
+          <w:sz w:val="19"/>
+        </w:rPr>
+        <w:t>01-raw-data/carrier-announcements/</w:t>
+      </w:r>
+      <w:r>
+        <w:rPr>
+          <w:rFonts w:ascii="Microsoft YaHei" w:hAnsi="Microsoft YaHei" w:eastAsia="Microsoft YaHei"/>
+        </w:rPr>
+      </w:r>
+    </w:p>
+    <w:p>
+      <w:pPr>
+        <w:pStyle w:val="ListBullet"/>
+      </w:pPr>
+      <w:r>
+        <w:rPr>
+          <w:rFonts w:ascii="Microsoft YaHei" w:hAnsi="Microsoft YaHei" w:eastAsia="Microsoft YaHei"/>
+        </w:rPr>
+        <w:t>附加费规则：</w:t>
+      </w:r>
+      <w:r>
+        <w:rPr>
+          <w:rFonts w:ascii="Consolas" w:hAnsi="Consolas" w:eastAsia="Consolas"/>
+          <w:sz w:val="19"/>
+        </w:rPr>
+        <w:t>01-raw-data/surcharge-rules/</w:t>
+      </w:r>
+      <w:r>
+        <w:rPr>
+          <w:rFonts w:ascii="Microsoft YaHei" w:hAnsi="Microsoft YaHei" w:eastAsia="Microsoft YaHei"/>
+        </w:rPr>
+      </w:r>
+    </w:p>
+    <w:p>
+      <w:pPr>
+        <w:pStyle w:val="Heading3"/>
+      </w:pPr>
+      <w:r>
+        <w:rPr>
+          <w:rFonts w:ascii="Microsoft YaHei" w:hAnsi="Microsoft YaHei" w:eastAsia="Microsoft YaHei"/>
+        </w:rPr>
+        <w:t>2. 中间结果复核</w:t>
+      </w:r>
+    </w:p>
+    <w:p>
+      <w:pPr>
+        <w:pStyle w:val="ListBullet"/>
+      </w:pPr>
+      <w:r>
+        <w:rPr>
+          <w:rFonts w:ascii="Microsoft YaHei" w:hAnsi="Microsoft YaHei" w:eastAsia="Microsoft YaHei"/>
+        </w:rPr>
+        <w:t>指标计算结果：</w:t>
+      </w:r>
+      <w:r>
+        <w:rPr>
+          <w:rFonts w:ascii="Consolas" w:hAnsi="Consolas" w:eastAsia="Consolas"/>
+          <w:sz w:val="19"/>
+        </w:rPr>
+        <w:t>03-analysis/CR-04A_指标计算结果.xlsx</w:t>
+      </w:r>
+      <w:r>
+        <w:rPr>
+          <w:rFonts w:ascii="Microsoft YaHei" w:hAnsi="Microsoft YaHei" w:eastAsia="Microsoft YaHei"/>
+        </w:rPr>
+      </w:r>
+    </w:p>
+    <w:p>
+      <w:pPr>
+        <w:pStyle w:val="ListBullet"/>
+      </w:pPr>
+      <w:r>
+        <w:rPr>
+          <w:rFonts w:ascii="Microsoft YaHei" w:hAnsi="Microsoft YaHei" w:eastAsia="Microsoft YaHei"/>
+        </w:rPr>
+        <w:t>Week2 复核摘要：</w:t>
+      </w:r>
+      <w:r>
+        <w:rPr>
+          <w:rFonts w:ascii="Consolas" w:hAnsi="Consolas" w:eastAsia="Consolas"/>
+          <w:sz w:val="19"/>
+        </w:rPr>
+        <w:t>03-analysis/rerun-simulations/week2-prime/latest-summary-week2-prime.csv</w:t>
+      </w:r>
+      <w:r>
+        <w:rPr>
+          <w:rFonts w:ascii="Microsoft YaHei" w:hAnsi="Microsoft YaHei" w:eastAsia="Microsoft YaHei"/>
+        </w:rPr>
+      </w:r>
+    </w:p>
+    <w:p>
+      <w:pPr>
+        <w:pStyle w:val="ListBullet"/>
+      </w:pPr>
+      <w:r>
+        <w:rPr>
+          <w:rFonts w:ascii="Microsoft YaHei" w:hAnsi="Microsoft YaHei" w:eastAsia="Microsoft YaHei"/>
+        </w:rPr>
+        <w:t>Week3 复核摘要：</w:t>
+      </w:r>
+      <w:r>
+        <w:rPr>
+          <w:rFonts w:ascii="Consolas" w:hAnsi="Consolas" w:eastAsia="Consolas"/>
+          <w:sz w:val="19"/>
+        </w:rPr>
+        <w:t>03-analysis/rerun-simulations/week3-prime/latest-summary-week3-prime.csv</w:t>
+      </w:r>
+      <w:r>
+        <w:rPr>
+          <w:rFonts w:ascii="Microsoft YaHei" w:hAnsi="Microsoft YaHei" w:eastAsia="Microsoft YaHei"/>
+        </w:rPr>
+      </w:r>
+    </w:p>
+    <w:p>
+      <w:pPr>
+        <w:pStyle w:val="Heading3"/>
+      </w:pPr>
+      <w:r>
+        <w:rPr>
+          <w:rFonts w:ascii="Microsoft YaHei" w:hAnsi="Microsoft YaHei" w:eastAsia="Microsoft YaHei"/>
+        </w:rPr>
+        <w:t>3. 业务建议复核</w:t>
+      </w:r>
+    </w:p>
+    <w:p>
+      <w:pPr>
+        <w:pStyle w:val="ListBullet"/>
+      </w:pPr>
+      <w:r>
+        <w:rPr>
+          <w:rFonts w:ascii="Microsoft YaHei" w:hAnsi="Microsoft YaHei" w:eastAsia="Microsoft YaHei"/>
+        </w:rPr>
+        <w:t>业务决策建议：</w:t>
+      </w:r>
+      <w:r>
+        <w:rPr>
+          <w:rFonts w:ascii="Consolas" w:hAnsi="Consolas" w:eastAsia="Consolas"/>
+          <w:sz w:val="19"/>
+        </w:rPr>
+        <w:t>04-decision-report/CR-04B_业务决策建议.md</w:t>
+      </w:r>
+      <w:r>
+        <w:rPr>
+          <w:rFonts w:ascii="Microsoft YaHei" w:hAnsi="Microsoft YaHei" w:eastAsia="Microsoft YaHei"/>
+        </w:rPr>
+      </w:r>
+    </w:p>
+    <w:p>
+      <w:pPr>
+        <w:pStyle w:val="ListBullet"/>
+      </w:pPr>
+      <w:r>
+        <w:rPr>
+          <w:rFonts w:ascii="Microsoft YaHei" w:hAnsi="Microsoft YaHei" w:eastAsia="Microsoft YaHei"/>
+        </w:rPr>
+        <w:t>分析报告：</w:t>
+      </w:r>
+      <w:r>
+        <w:rPr>
+          <w:rFonts w:ascii="Consolas" w:hAnsi="Consolas" w:eastAsia="Consolas"/>
+          <w:sz w:val="19"/>
+        </w:rPr>
+        <w:t>04-decision-report/CR-05_分析报告.md</w:t>
+      </w:r>
+      <w:r>
+        <w:rPr>
+          <w:rFonts w:ascii="Microsoft YaHei" w:hAnsi="Microsoft YaHei" w:eastAsia="Microsoft YaHei"/>
+        </w:rPr>
+      </w:r>
+    </w:p>
+    <w:p>
+      <w:pPr>
+        <w:pStyle w:val="ListBullet"/>
+      </w:pPr>
+      <w:r>
+        <w:rPr>
+          <w:rFonts w:ascii="Microsoft YaHei" w:hAnsi="Microsoft YaHei" w:eastAsia="Microsoft YaHei"/>
+        </w:rPr>
+        <w:t>敏感性分析：</w:t>
+      </w:r>
+      <w:r>
+        <w:rPr>
+          <w:rFonts w:ascii="Consolas" w:hAnsi="Consolas" w:eastAsia="Consolas"/>
+          <w:sz w:val="19"/>
+        </w:rPr>
+        <w:t>03-analysis/CR-04C_敏感性分析表.md</w:t>
+      </w:r>
+      <w:r>
+        <w:rPr>
+          <w:rFonts w:ascii="Microsoft YaHei" w:hAnsi="Microsoft YaHei" w:eastAsia="Microsoft YaHei"/>
+        </w:rPr>
+      </w:r>
+    </w:p>
+    <w:p>
+      <w:pPr>
+        <w:pStyle w:val="Heading3"/>
+      </w:pPr>
+      <w:r>
+        <w:rPr>
+          <w:rFonts w:ascii="Microsoft YaHei" w:hAnsi="Microsoft YaHei" w:eastAsia="Microsoft YaHei"/>
+        </w:rPr>
+        <w:t>4. 展示一致性复核</w:t>
+      </w:r>
+    </w:p>
+    <w:p>
+      <w:pPr>
+        <w:pStyle w:val="ListBullet"/>
+      </w:pPr>
+      <w:r>
+        <w:rPr>
+          <w:rFonts w:ascii="Microsoft YaHei" w:hAnsi="Microsoft YaHei" w:eastAsia="Microsoft YaHei"/>
+        </w:rPr>
+        <w:t>参赛展示 PDF：</w:t>
+      </w:r>
+      <w:r>
+        <w:rPr>
+          <w:rFonts w:ascii="Consolas" w:hAnsi="Consolas" w:eastAsia="Consolas"/>
+          <w:sz w:val="19"/>
+        </w:rPr>
+        <w:t>05-presentation/舱路雷达_参赛展示PPT.pdf</w:t>
+      </w:r>
+      <w:r>
+        <w:rPr>
+          <w:rFonts w:ascii="Microsoft YaHei" w:hAnsi="Microsoft YaHei" w:eastAsia="Microsoft YaHei"/>
+        </w:rPr>
+      </w:r>
+    </w:p>
+    <w:p>
+      <w:pPr>
+        <w:pStyle w:val="ListBullet"/>
+      </w:pPr>
+      <w:r>
+        <w:rPr>
+          <w:rFonts w:ascii="Microsoft YaHei" w:hAnsi="Microsoft YaHei" w:eastAsia="Microsoft YaHei"/>
+        </w:rPr>
+        <w:t>Demo 素材：</w:t>
+      </w:r>
+      <w:r>
+        <w:rPr>
+          <w:rFonts w:ascii="Consolas" w:hAnsi="Consolas" w:eastAsia="Consolas"/>
+          <w:sz w:val="19"/>
+        </w:rPr>
+        <w:t>06-visual-demo/</w:t>
+      </w:r>
+      <w:r>
+        <w:rPr>
+          <w:rFonts w:ascii="Microsoft YaHei" w:hAnsi="Microsoft YaHei" w:eastAsia="Microsoft YaHei"/>
+        </w:rPr>
+      </w:r>
+    </w:p>
+    <w:p>
+      <w:pPr>
+        <w:pStyle w:val="ListBullet"/>
+      </w:pPr>
+      <w:r>
+        <w:rPr>
+          <w:rFonts w:ascii="Microsoft YaHei" w:hAnsi="Microsoft YaHei" w:eastAsia="Microsoft YaHei"/>
+        </w:rPr>
+        <w:t>量化验证表：</w:t>
+      </w:r>
+      <w:r>
+        <w:rPr>
+          <w:rFonts w:ascii="Consolas" w:hAnsi="Consolas" w:eastAsia="Consolas"/>
+          <w:sz w:val="19"/>
+        </w:rPr>
+        <w:t>07-validation/CR-09_量化验证表.xlsx</w:t>
+      </w:r>
+      <w:r>
+        <w:rPr>
+          <w:rFonts w:ascii="Microsoft YaHei" w:hAnsi="Microsoft YaHei" w:eastAsia="Microsoft YaHei"/>
+        </w:rPr>
+      </w:r>
+    </w:p>
+    <w:p>
+      <w:pPr>
+        <w:pStyle w:val="Heading2"/>
+      </w:pPr>
+      <w:r>
+        <w:rPr>
+          <w:rFonts w:ascii="Microsoft YaHei" w:hAnsi="Microsoft YaHei" w:eastAsia="Microsoft YaHei"/>
+        </w:rPr>
+        <w:t>三、Week2 复核记录摘要</w:t>
       </w:r>
     </w:p>
     <w:p>
@@ -21,12 +535,244 @@
         <w:pStyle w:val="Heading1"/>
       </w:pPr>
       <w:r>
-        <w:t>环境要求</w:t>
+        <w:rPr>
+          <w:rFonts w:ascii="Microsoft YaHei" w:hAnsi="Microsoft YaHei" w:eastAsia="Microsoft YaHei"/>
+        </w:rPr>
+        <w:t>Week2 Prime 复跑记录（真实公开数据替换）</w:t>
+      </w:r>
+    </w:p>
+    <w:p>
+      <w:pPr>
+        <w:pStyle w:val="ListBullet"/>
+      </w:pPr>
+      <w:r>
+        <w:rPr>
+          <w:rFonts w:ascii="Microsoft YaHei" w:hAnsi="Microsoft YaHei" w:eastAsia="Microsoft YaHei"/>
+        </w:rPr>
+        <w:t>复跑日期：2026-06-05</w:t>
+      </w:r>
+    </w:p>
+    <w:p>
+      <w:pPr>
+        <w:pStyle w:val="ListBullet"/>
+      </w:pPr>
+      <w:r>
+        <w:rPr>
+          <w:rFonts w:ascii="Microsoft YaHei" w:hAnsi="Microsoft YaHei" w:eastAsia="Microsoft YaHei"/>
+        </w:rPr>
+        <w:t>输入数据：上海航运交易所2026-06-05真实发布数据；航运界/港口网转载。</w:t>
+      </w:r>
+    </w:p>
+    <w:p>
+      <w:pPr>
+        <w:pStyle w:val="ListBullet"/>
+      </w:pPr>
+      <w:r>
+        <w:rPr>
+          <w:rFonts w:ascii="Microsoft YaHei" w:hAnsi="Microsoft YaHei" w:eastAsia="Microsoft YaHei"/>
+        </w:rPr>
+        <w:t>汇率数据：中国人民银行中间价公开线索，基于6月4日6.8203和6月8日6.8198推算为6.8200。</w:t>
+      </w:r>
+    </w:p>
+    <w:p>
+      <w:pPr>
+        <w:pStyle w:val="ListBullet"/>
+      </w:pPr>
+      <w:r>
+        <w:rPr>
+          <w:rFonts w:ascii="Microsoft YaHei" w:hAnsi="Microsoft YaHei" w:eastAsia="Microsoft YaHei"/>
+        </w:rPr>
+        <w:t>数据质量：运价为 A_official；汇率为 B_public_excerpt。</w:t>
+      </w:r>
+    </w:p>
+    <w:p>
+      <w:pPr>
+        <w:pStyle w:val="Heading2"/>
+      </w:pPr>
+      <w:r>
+        <w:rPr>
+          <w:rFonts w:ascii="Microsoft YaHei" w:hAnsi="Microsoft YaHei" w:eastAsia="Microsoft YaHei"/>
+        </w:rPr>
+        <w:t>输入变化</w:t>
       </w:r>
     </w:p>
     <w:p>
       <w:r>
-        <w:t>办公小浣熊；Excel、Word、PPT处理能力；如需网页抓取，需要启用浏览器或网页抓取能力。</w:t>
+        <w:rPr>
+          <w:rFonts w:ascii="Microsoft YaHei" w:hAnsi="Microsoft YaHei" w:eastAsia="Microsoft YaHei"/>
+        </w:rPr>
+        <w:t>| 指标 | Week1（2026-05-22） | Week2（2026-06-05） | 变化 |</w:t>
+      </w:r>
+    </w:p>
+    <w:p>
+      <w:r>
+        <w:rPr>
+          <w:rFonts w:ascii="Microsoft YaHei" w:hAnsi="Microsoft YaHei" w:eastAsia="Microsoft YaHei"/>
+        </w:rPr>
+        <w:t>|---|---:|---:|---:|</w:t>
+      </w:r>
+    </w:p>
+    <w:p>
+      <w:r>
+        <w:rPr>
+          <w:rFonts w:ascii="Microsoft YaHei" w:hAnsi="Microsoft YaHei" w:eastAsia="Microsoft YaHei"/>
+        </w:rPr>
+        <w:t>| SCFI综合指数 | 2218.15 | 2726.48 | +22.9% |</w:t>
+      </w:r>
+    </w:p>
+    <w:p>
+      <w:r>
+        <w:rPr>
+          <w:rFonts w:ascii="Microsoft YaHei" w:hAnsi="Microsoft YaHei" w:eastAsia="Microsoft YaHei"/>
+        </w:rPr>
+        <w:t>| 欧洲航线 | 1905.00 | 2605.00 | +36.7% |</w:t>
+      </w:r>
+    </w:p>
+    <w:p>
+      <w:r>
+        <w:rPr>
+          <w:rFonts w:ascii="Microsoft YaHei" w:hAnsi="Microsoft YaHei" w:eastAsia="Microsoft YaHei"/>
+        </w:rPr>
+        <w:t>| 地中海航线 | 3207.00 | 3832.00 | +19.5% |</w:t>
+      </w:r>
+    </w:p>
+    <w:p>
+      <w:r>
+        <w:rPr>
+          <w:rFonts w:ascii="Microsoft YaHei" w:hAnsi="Microsoft YaHei" w:eastAsia="Microsoft YaHei"/>
+        </w:rPr>
+        <w:t>| 美西航线 | 3154.00 | 4552.00 | +44.3% |</w:t>
+      </w:r>
+    </w:p>
+    <w:p>
+      <w:r>
+        <w:rPr>
+          <w:rFonts w:ascii="Microsoft YaHei" w:hAnsi="Microsoft YaHei" w:eastAsia="Microsoft YaHei"/>
+        </w:rPr>
+        <w:t>| 美东航线 | 4313.00 | 5741.00 | +33.1% |</w:t>
+      </w:r>
+    </w:p>
+    <w:p>
+      <w:pPr>
+        <w:pStyle w:val="Heading2"/>
+      </w:pPr>
+      <w:r>
+        <w:rPr>
+          <w:rFonts w:ascii="Microsoft YaHei" w:hAnsi="Microsoft YaHei" w:eastAsia="Microsoft YaHei"/>
+        </w:rPr>
+        <w:t>输出变化</w:t>
+      </w:r>
+    </w:p>
+    <w:p>
+      <w:pPr>
+        <w:pStyle w:val="ListBullet"/>
+      </w:pPr>
+      <w:r>
+        <w:rPr>
+          <w:rFonts w:ascii="Microsoft YaHei" w:hAnsi="Microsoft YaHei" w:eastAsia="Microsoft YaHei"/>
+        </w:rPr>
+        <w:t xml:space="preserve">预警标签：五项指标均触发 </w:t>
+      </w:r>
+      <w:r>
+        <w:rPr>
+          <w:rFonts w:ascii="Consolas" w:hAnsi="Consolas" w:eastAsia="Consolas"/>
+          <w:sz w:val="19"/>
+        </w:rPr>
+        <w:t>P95高位;Z≥2异常;连续上涨≥3周</w:t>
+      </w:r>
+      <w:r>
+        <w:rPr>
+          <w:rFonts w:ascii="Microsoft YaHei" w:hAnsi="Microsoft YaHei" w:eastAsia="Microsoft YaHei"/>
+        </w:rPr>
+        <w:t>。</w:t>
+      </w:r>
+    </w:p>
+    <w:p>
+      <w:pPr>
+        <w:pStyle w:val="ListBullet"/>
+      </w:pPr>
+      <w:r>
+        <w:rPr>
+          <w:rFonts w:ascii="Microsoft YaHei" w:hAnsi="Microsoft YaHei" w:eastAsia="Microsoft YaHei"/>
+        </w:rPr>
+        <w:t>预警等级：五项指标均保持红色预警。</w:t>
+      </w:r>
+    </w:p>
+    <w:p>
+      <w:pPr>
+        <w:pStyle w:val="ListBullet"/>
+      </w:pPr>
+      <w:r>
+        <w:rPr>
+          <w:rFonts w:ascii="Microsoft YaHei" w:hAnsi="Microsoft YaHei" w:eastAsia="Microsoft YaHei"/>
+        </w:rPr>
+        <w:t>建议调整：美西、美东价格大幅上行，建议从常规高位防控升级为提前锁舱、缩短报价有效期、优先采用压力场景测算。</w:t>
+      </w:r>
+    </w:p>
+    <w:p>
+      <w:pPr>
+        <w:pStyle w:val="Heading2"/>
+      </w:pPr>
+      <w:r>
+        <w:rPr>
+          <w:rFonts w:ascii="Microsoft YaHei" w:hAnsi="Microsoft YaHei" w:eastAsia="Microsoft YaHei"/>
+        </w:rPr>
+        <w:t>输出文件</w:t>
+      </w:r>
+    </w:p>
+    <w:p>
+      <w:pPr>
+        <w:pStyle w:val="ListBullet"/>
+      </w:pPr>
+      <w:r>
+        <w:rPr>
+          <w:rFonts w:ascii="Microsoft YaHei" w:hAnsi="Microsoft YaHei" w:eastAsia="Microsoft YaHei"/>
+        </w:rPr>
+      </w:r>
+      <w:r>
+        <w:rPr>
+          <w:rFonts w:ascii="Consolas" w:hAnsi="Consolas" w:eastAsia="Consolas"/>
+          <w:sz w:val="19"/>
+        </w:rPr>
+        <w:t>03-analysis/rerun-simulations/week2-prime/latest-summary-week2-prime.csv</w:t>
+      </w:r>
+      <w:r>
+        <w:rPr>
+          <w:rFonts w:ascii="Microsoft YaHei" w:hAnsi="Microsoft YaHei" w:eastAsia="Microsoft YaHei"/>
+        </w:rPr>
+      </w:r>
+    </w:p>
+    <w:p>
+      <w:pPr>
+        <w:pStyle w:val="ListBullet"/>
+      </w:pPr>
+      <w:r>
+        <w:rPr>
+          <w:rFonts w:ascii="Microsoft YaHei" w:hAnsi="Microsoft YaHei" w:eastAsia="Microsoft YaHei"/>
+        </w:rPr>
+      </w:r>
+      <w:r>
+        <w:rPr>
+          <w:rFonts w:ascii="Consolas" w:hAnsi="Consolas" w:eastAsia="Consolas"/>
+          <w:sz w:val="19"/>
+        </w:rPr>
+        <w:t>04-decision-report/rerun-simulations/week2-prime/CR-04B_业务决策建议_week2-prime.csv</w:t>
+      </w:r>
+      <w:r>
+        <w:rPr>
+          <w:rFonts w:ascii="Microsoft YaHei" w:hAnsi="Microsoft YaHei" w:eastAsia="Microsoft YaHei"/>
+        </w:rPr>
+      </w:r>
+    </w:p>
+    <w:p>
+      <w:pPr>
+        <w:pStyle w:val="Heading2"/>
+      </w:pPr>
+      <w:r>
+        <w:rPr>
+          <w:rFonts w:ascii="Microsoft YaHei" w:hAnsi="Microsoft YaHei" w:eastAsia="Microsoft YaHei"/>
+        </w:rPr>
+        <w:t>四、Week3 复核记录摘要</w:t>
       </w:r>
     </w:p>
     <w:p>
@@ -34,56 +780,282 @@
         <w:pStyle w:val="Heading1"/>
       </w:pPr>
       <w:r>
-        <w:t>输入清单</w:t>
+        <w:rPr>
+          <w:rFonts w:ascii="Microsoft YaHei" w:hAnsi="Microsoft YaHei" w:eastAsia="Microsoft YaHei"/>
+        </w:rPr>
+        <w:t>Week3 Prime 复跑记录（真实公开数据替换）</w:t>
+      </w:r>
+    </w:p>
+    <w:p>
+      <w:pPr>
+        <w:pStyle w:val="ListBullet"/>
+      </w:pPr>
+      <w:r>
+        <w:rPr>
+          <w:rFonts w:ascii="Microsoft YaHei" w:hAnsi="Microsoft YaHei" w:eastAsia="Microsoft YaHei"/>
+        </w:rPr>
+        <w:t>复跑日期：2026-06-12</w:t>
+      </w:r>
+    </w:p>
+    <w:p>
+      <w:pPr>
+        <w:pStyle w:val="ListBullet"/>
+      </w:pPr>
+      <w:r>
+        <w:rPr>
+          <w:rFonts w:ascii="Microsoft YaHei" w:hAnsi="Microsoft YaHei" w:eastAsia="Microsoft YaHei"/>
+        </w:rPr>
+        <w:t>输入数据：SCFI综合指数来自上海航交所官网2026-06-12真实发布；分航线基于6月5日真实分航线数据按综合指数涨幅比例推算（2985.22/2726.48=1.095）。</w:t>
+      </w:r>
+    </w:p>
+    <w:p>
+      <w:pPr>
+        <w:pStyle w:val="ListBullet"/>
+      </w:pPr>
+      <w:r>
+        <w:rPr>
+          <w:rFonts w:ascii="Microsoft YaHei" w:hAnsi="Microsoft YaHei" w:eastAsia="Microsoft YaHei"/>
+        </w:rPr>
+        <w:t>汇率数据：中国人民银行授权中国外汇交易中心公布2026-06-12中间价；新华社发布。</w:t>
+      </w:r>
+    </w:p>
+    <w:p>
+      <w:pPr>
+        <w:pStyle w:val="ListBullet"/>
+      </w:pPr>
+      <w:r>
+        <w:rPr>
+          <w:rFonts w:ascii="Microsoft YaHei" w:hAnsi="Microsoft YaHei" w:eastAsia="Microsoft YaHei"/>
+        </w:rPr>
+        <w:t>数据质量：综合指数和汇率为 A_official；分航线推算口径归为 B_public_excerpt。</w:t>
+      </w:r>
+    </w:p>
+    <w:p>
+      <w:pPr>
+        <w:pStyle w:val="Heading2"/>
+      </w:pPr>
+      <w:r>
+        <w:rPr>
+          <w:rFonts w:ascii="Microsoft YaHei" w:hAnsi="Microsoft YaHei" w:eastAsia="Microsoft YaHei"/>
+        </w:rPr>
+        <w:t>输入变化</w:t>
       </w:r>
     </w:p>
     <w:p>
       <w:r>
-        <w:t>必备输入包括原始运价指数、船公司公告PDF、汇率数据、附加费规则、航线字典、人工基线耗时和业务说明。</w:t>
+        <w:rPr>
+          <w:rFonts w:ascii="Microsoft YaHei" w:hAnsi="Microsoft YaHei" w:eastAsia="Microsoft YaHei"/>
+        </w:rPr>
+        <w:t>| 指标 | Week2（2026-06-05） | Week3（2026-06-12） | 变化 |</w:t>
+      </w:r>
+    </w:p>
+    <w:p>
+      <w:r>
+        <w:rPr>
+          <w:rFonts w:ascii="Microsoft YaHei" w:hAnsi="Microsoft YaHei" w:eastAsia="Microsoft YaHei"/>
+        </w:rPr>
+        <w:t>|---|---:|---:|---:|</w:t>
+      </w:r>
+    </w:p>
+    <w:p>
+      <w:r>
+        <w:rPr>
+          <w:rFonts w:ascii="Microsoft YaHei" w:hAnsi="Microsoft YaHei" w:eastAsia="Microsoft YaHei"/>
+        </w:rPr>
+        <w:t>| SCFI综合指数 | 2726.48 | 2985.22 | +9.5% |</w:t>
+      </w:r>
+    </w:p>
+    <w:p>
+      <w:r>
+        <w:rPr>
+          <w:rFonts w:ascii="Microsoft YaHei" w:hAnsi="Microsoft YaHei" w:eastAsia="Microsoft YaHei"/>
+        </w:rPr>
+        <w:t>| 欧洲航线 | 2605.00 | 2852.00 | +9.5% |</w:t>
+      </w:r>
+    </w:p>
+    <w:p>
+      <w:r>
+        <w:rPr>
+          <w:rFonts w:ascii="Microsoft YaHei" w:hAnsi="Microsoft YaHei" w:eastAsia="Microsoft YaHei"/>
+        </w:rPr>
+        <w:t>| 地中海航线 | 3832.00 | 4196.00 | +9.5% |</w:t>
+      </w:r>
+    </w:p>
+    <w:p>
+      <w:r>
+        <w:rPr>
+          <w:rFonts w:ascii="Microsoft YaHei" w:hAnsi="Microsoft YaHei" w:eastAsia="Microsoft YaHei"/>
+        </w:rPr>
+        <w:t>| 美西航线 | 4552.00 | 4984.00 | +9.5% |</w:t>
+      </w:r>
+    </w:p>
+    <w:p>
+      <w:r>
+        <w:rPr>
+          <w:rFonts w:ascii="Microsoft YaHei" w:hAnsi="Microsoft YaHei" w:eastAsia="Microsoft YaHei"/>
+        </w:rPr>
+        <w:t>| 美东航线 | 5741.00 | 6286.00 | +9.5% |</w:t>
       </w:r>
     </w:p>
     <w:p>
       <w:pPr>
-        <w:pStyle w:val="Heading1"/>
+        <w:pStyle w:val="Heading2"/>
       </w:pPr>
       <w:r>
-        <w:t>执行步骤</w:t>
-      </w:r>
-    </w:p>
-    <w:p>
-      <w:r>
-        <w:t>步骤1：上传或放入原始数据；步骤2：执行数据治理；步骤3：执行指标计算；步骤4：生成决策建议；步骤5：生成分析报告；步骤6：生成PPT和长图；步骤7：生成量化验证和提交材料。</w:t>
+        <w:rPr>
+          <w:rFonts w:ascii="Microsoft YaHei" w:hAnsi="Microsoft YaHei" w:eastAsia="Microsoft YaHei"/>
+        </w:rPr>
+        <w:t>输出变化</w:t>
       </w:r>
     </w:p>
     <w:p>
       <w:pPr>
-        <w:pStyle w:val="Heading1"/>
+        <w:pStyle w:val="ListBullet"/>
       </w:pPr>
       <w:r>
-        <w:t>验收标准</w:t>
+        <w:rPr>
+          <w:rFonts w:ascii="Microsoft YaHei" w:hAnsi="Microsoft YaHei" w:eastAsia="Microsoft YaHei"/>
+        </w:rPr>
+        <w:t xml:space="preserve">预警标签：五项指标继续触发 </w:t>
       </w:r>
-    </w:p>
-    <w:p>
       <w:r>
-        <w:t>字段命名一致；公式可复核；公开/脱敏/模拟数据边界清楚；公告关联不写因果；数字在报告、PPT和长图中一致。</w:t>
+        <w:rPr>
+          <w:rFonts w:ascii="Consolas" w:hAnsi="Consolas" w:eastAsia="Consolas"/>
+          <w:sz w:val="19"/>
+        </w:rPr>
+        <w:t>P95高位;Z≥2异常;连续上涨≥3周</w:t>
+      </w:r>
+      <w:r>
+        <w:rPr>
+          <w:rFonts w:ascii="Microsoft YaHei" w:hAnsi="Microsoft YaHei" w:eastAsia="Microsoft YaHei"/>
+        </w:rPr>
+        <w:t>。</w:t>
       </w:r>
     </w:p>
     <w:p>
       <w:pPr>
-        <w:pStyle w:val="Heading1"/>
+        <w:pStyle w:val="ListBullet"/>
       </w:pPr>
       <w:r>
-        <w:t>常见问题</w:t>
+        <w:rPr>
+          <w:rFonts w:ascii="Microsoft YaHei" w:hAnsi="Microsoft YaHei" w:eastAsia="Microsoft YaHei"/>
+        </w:rPr>
+        <w:t>预警等级：五项指标继续保持红色预警，且Z分数进一步抬升。</w:t>
       </w:r>
     </w:p>
     <w:p>
+      <w:pPr>
+        <w:pStyle w:val="ListBullet"/>
+      </w:pPr>
       <w:r>
-        <w:t>数据格式不对时先按模板重命名字段；PDF无法解析时进行人工复核补录；汇率缺失时使用相邻公开交易日并记录说明。</w:t>
+        <w:rPr>
+          <w:rFonts w:ascii="Microsoft YaHei" w:hAnsi="Microsoft YaHei" w:eastAsia="Microsoft YaHei"/>
+        </w:rPr>
+        <w:t>建议调整：美西4984 USD/FEU、美东6286 USD/FEU进入更高压力区间，建议对急单优先保舱，对非急单实施更严格延期/替代路径评估。</w:t>
+      </w:r>
+    </w:p>
+    <w:p>
+      <w:pPr>
+        <w:pStyle w:val="Heading2"/>
+      </w:pPr>
+      <w:r>
+        <w:rPr>
+          <w:rFonts w:ascii="Microsoft YaHei" w:hAnsi="Microsoft YaHei" w:eastAsia="Microsoft YaHei"/>
+        </w:rPr>
+        <w:t>输出文件</w:t>
+      </w:r>
+    </w:p>
+    <w:p>
+      <w:pPr>
+        <w:pStyle w:val="ListBullet"/>
+      </w:pPr>
+      <w:r>
+        <w:rPr>
+          <w:rFonts w:ascii="Microsoft YaHei" w:hAnsi="Microsoft YaHei" w:eastAsia="Microsoft YaHei"/>
+        </w:rPr>
+      </w:r>
+      <w:r>
+        <w:rPr>
+          <w:rFonts w:ascii="Consolas" w:hAnsi="Consolas" w:eastAsia="Consolas"/>
+          <w:sz w:val="19"/>
+        </w:rPr>
+        <w:t>03-analysis/rerun-simulations/week3-prime/latest-summary-week3-prime.csv</w:t>
+      </w:r>
+      <w:r>
+        <w:rPr>
+          <w:rFonts w:ascii="Microsoft YaHei" w:hAnsi="Microsoft YaHei" w:eastAsia="Microsoft YaHei"/>
+        </w:rPr>
+      </w:r>
+    </w:p>
+    <w:p>
+      <w:pPr>
+        <w:pStyle w:val="ListBullet"/>
+      </w:pPr>
+      <w:r>
+        <w:rPr>
+          <w:rFonts w:ascii="Microsoft YaHei" w:hAnsi="Microsoft YaHei" w:eastAsia="Microsoft YaHei"/>
+        </w:rPr>
+      </w:r>
+      <w:r>
+        <w:rPr>
+          <w:rFonts w:ascii="Consolas" w:hAnsi="Consolas" w:eastAsia="Consolas"/>
+          <w:sz w:val="19"/>
+        </w:rPr>
+        <w:t>04-decision-report/rerun-simulations/week3-prime/CR-04B_业务决策建议_week3-prime.csv</w:t>
+      </w:r>
+      <w:r>
+        <w:rPr>
+          <w:rFonts w:ascii="Microsoft YaHei" w:hAnsi="Microsoft YaHei" w:eastAsia="Microsoft YaHei"/>
+        </w:rPr>
+      </w:r>
+    </w:p>
+    <w:p>
+      <w:pPr>
+        <w:pStyle w:val="Heading2"/>
+      </w:pPr>
+      <w:r>
+        <w:rPr>
+          <w:rFonts w:ascii="Microsoft YaHei" w:hAnsi="Microsoft YaHei" w:eastAsia="Microsoft YaHei"/>
+        </w:rPr>
+        <w:t>五、限制与边界</w:t>
+      </w:r>
+    </w:p>
+    <w:p>
+      <w:pPr>
+        <w:pStyle w:val="ListBullet"/>
+      </w:pPr>
+      <w:r>
+        <w:rPr>
+          <w:rFonts w:ascii="Microsoft YaHei" w:hAnsi="Microsoft YaHei" w:eastAsia="Microsoft YaHei"/>
+        </w:rPr>
+        <w:t>本提交包用于评审离线审查，核心材料已经随包提供。</w:t>
+      </w:r>
+    </w:p>
+    <w:p>
+      <w:pPr>
+        <w:pStyle w:val="ListBullet"/>
+      </w:pPr>
+      <w:r>
+        <w:rPr>
+          <w:rFonts w:ascii="Microsoft YaHei" w:hAnsi="Microsoft YaHei" w:eastAsia="Microsoft YaHei"/>
+        </w:rPr>
+        <w:t>涉及外部网站的原始发布页面可作为补充核验来源，但评审不需要依赖外部服务运行本项目。</w:t>
+      </w:r>
+    </w:p>
+    <w:p>
+      <w:pPr>
+        <w:pStyle w:val="ListBullet"/>
+      </w:pPr>
+      <w:r>
+        <w:rPr>
+          <w:rFonts w:ascii="Microsoft YaHei" w:hAnsi="Microsoft YaHei" w:eastAsia="Microsoft YaHei"/>
+        </w:rPr>
+        <w:t>数据质量分层以项目文档中的 A/B/C 等级说明为准，涉及演示用途的数据不进入真实成本结论。</w:t>
       </w:r>
     </w:p>
     <w:sectPr>
       <w:pgSz w:w="12240" w:h="15840"/>
-      <w:pgMar w:top="1440" w:right="1800" w:bottom="1440" w:left="1800" w:header="720" w:footer="720" w:gutter="0"/>
+      <w:pgMar w:top="1080" w:right="1224" w:bottom="1080" w:left="1224" w:header="720" w:footer="720" w:gutter="0"/>
       <w:cols w:space="720"/>
       <w:docGrid w:linePitch="360"/>
     </w:sectPr>
@@ -455,7 +1427,7 @@
     <w:qFormat/>
     <w:rsid w:val="00FC693F"/>
     <w:rPr>
-      <w:rFonts w:ascii="Microsoft YaHei" w:hAnsi="Microsoft YaHei" w:eastAsia="微软雅黑"/>
+      <w:rFonts w:ascii="Microsoft YaHei" w:hAnsi="Microsoft YaHei" w:eastAsia="Microsoft YaHei"/>
       <w:sz w:val="21"/>
     </w:rPr>
   </w:style>
@@ -518,10 +1490,10 @@
       <w:outlineLvl w:val="0"/>
     </w:pPr>
     <w:rPr>
-      <w:rFonts w:asciiTheme="majorHAnsi" w:eastAsiaTheme="majorEastAsia" w:hAnsiTheme="majorHAnsi" w:cstheme="majorBidi" w:ascii="Microsoft YaHei" w:hAnsi="Microsoft YaHei" w:eastAsia="微软雅黑"/>
+      <w:rFonts w:asciiTheme="majorHAnsi" w:eastAsiaTheme="majorEastAsia" w:hAnsiTheme="majorHAnsi" w:cstheme="majorBidi" w:ascii="Microsoft YaHei" w:hAnsi="Microsoft YaHei" w:eastAsia="Microsoft YaHei"/>
       <w:b/>
       <w:bCs/>
-      <w:color w:val="1F4E79"/>
+      <w:color w:val="365F91" w:themeColor="accent1" w:themeShade="BF"/>
       <w:sz w:val="28"/>
       <w:szCs w:val="28"/>
     </w:rPr>
@@ -542,11 +1514,11 @@
       <w:outlineLvl w:val="1"/>
     </w:pPr>
     <w:rPr>
-      <w:rFonts w:asciiTheme="majorHAnsi" w:eastAsiaTheme="majorEastAsia" w:hAnsiTheme="majorHAnsi" w:cstheme="majorBidi" w:ascii="Microsoft YaHei" w:hAnsi="Microsoft YaHei" w:eastAsia="微软雅黑"/>
+      <w:rFonts w:asciiTheme="majorHAnsi" w:eastAsiaTheme="majorEastAsia" w:hAnsiTheme="majorHAnsi" w:cstheme="majorBidi" w:ascii="Microsoft YaHei" w:hAnsi="Microsoft YaHei" w:eastAsia="Microsoft YaHei"/>
       <w:b/>
       <w:bCs/>
-      <w:color w:val="1F4E79"/>
-      <w:sz w:val="26"/>
+      <w:color w:val="4F81BD" w:themeColor="accent1"/>
+      <w:sz w:val="24"/>
       <w:szCs w:val="26"/>
     </w:rPr>
   </w:style>
@@ -566,10 +1538,11 @@
       <w:outlineLvl w:val="2"/>
     </w:pPr>
     <w:rPr>
-      <w:rFonts w:asciiTheme="majorHAnsi" w:eastAsiaTheme="majorEastAsia" w:hAnsiTheme="majorHAnsi" w:cstheme="majorBidi" w:ascii="Microsoft YaHei" w:hAnsi="Microsoft YaHei" w:eastAsia="微软雅黑"/>
+      <w:rFonts w:asciiTheme="majorHAnsi" w:eastAsiaTheme="majorEastAsia" w:hAnsiTheme="majorHAnsi" w:cstheme="majorBidi" w:ascii="Microsoft YaHei" w:hAnsi="Microsoft YaHei" w:eastAsia="Microsoft YaHei"/>
       <w:b/>
       <w:bCs/>
-      <w:color w:val="1F4E79"/>
+      <w:color w:val="4F81BD" w:themeColor="accent1"/>
+      <w:sz w:val="24"/>
     </w:rPr>
   </w:style>
   <w:style w:type="paragraph" w:styleId="Heading4">
@@ -589,12 +1562,13 @@
       <w:outlineLvl w:val="3"/>
     </w:pPr>
     <w:rPr>
-      <w:rFonts w:asciiTheme="majorHAnsi" w:eastAsiaTheme="majorEastAsia" w:hAnsiTheme="majorHAnsi" w:cstheme="majorBidi"/>
+      <w:rFonts w:asciiTheme="majorHAnsi" w:eastAsiaTheme="majorEastAsia" w:hAnsiTheme="majorHAnsi" w:cstheme="majorBidi" w:ascii="Microsoft YaHei" w:hAnsi="Microsoft YaHei" w:eastAsia="Microsoft YaHei"/>
       <w:b/>
       <w:bCs/>
       <w:i/>
       <w:iCs/>
       <w:color w:val="4F81BD" w:themeColor="accent1"/>
+      <w:sz w:val="24"/>
     </w:rPr>
   </w:style>
   <w:style w:type="paragraph" w:styleId="Heading5">
